--- a/OpenXmlPowerToolsExamples/HtmlToWmlConverter02/TemplateDocument.docx
+++ b/OpenXmlPowerToolsExamples/HtmlToWmlConverter02/TemplateDocument.docx
@@ -1,6 +1,6 @@
 
 <file path=word/document.xml><?xml version="1.0" encoding="utf-8"?>
-<w:document xmlns:wpc="http://schemas.microsoft.com/office/word/2010/wordprocessingCanvas" xmlns:mc="http://schemas.openxmlformats.org/markup-compatibility/2006" xmlns:o="urn:schemas-microsoft-com:office:office" xmlns:r="http://schemas.openxmlformats.org/officeDocument/2006/relationships" xmlns:m="http://schemas.openxmlformats.org/officeDocument/2006/math" xmlns:v="urn:schemas-microsoft-com:vml" xmlns:wp14="http://schemas.microsoft.com/office/word/2010/wordprocessingDrawing" xmlns:wp="http://schemas.openxmlformats.org/drawingml/2006/wordprocessingDrawing" xmlns:w10="urn:schemas-microsoft-com:office:word" xmlns:w="http://schemas.openxmlformats.org/wordprocessingml/2006/main" xmlns:w14="http://schemas.microsoft.com/office/word/2010/wordml" xmlns:w15="http://schemas.microsoft.com/office/word/2012/wordml" xmlns:wpg="http://schemas.microsoft.com/office/word/2010/wordprocessingGroup" xmlns:wpi="http://schemas.microsoft.com/office/word/2010/wordprocessingInk" xmlns:wne="http://schemas.microsoft.com/office/word/2006/wordml" xmlns:wps="http://schemas.microsoft.com/office/word/2010/wordprocessingShape" mc:Ignorable="w14 w15 wp14">
+<w:document xmlns:wpc="http://schemas.microsoft.com/office/word/2010/wordprocessingCanvas" xmlns:cx="http://schemas.microsoft.com/office/drawing/2014/chartex" xmlns:cx1="http://schemas.microsoft.com/office/drawing/2015/9/8/chartex" xmlns:cx2="http://schemas.microsoft.com/office/drawing/2015/10/21/chartex" xmlns:cx3="http://schemas.microsoft.com/office/drawing/2016/5/9/chartex" xmlns:cx4="http://schemas.microsoft.com/office/drawing/2016/5/10/chartex" xmlns:cx5="http://schemas.microsoft.com/office/drawing/2016/5/11/chartex" xmlns:cx6="http://schemas.microsoft.com/office/drawing/2016/5/12/chartex" xmlns:cx7="http://schemas.microsoft.com/office/drawing/2016/5/13/chartex" xmlns:cx8="http://schemas.microsoft.com/office/drawing/2016/5/14/chartex" xmlns:mc="http://schemas.openxmlformats.org/markup-compatibility/2006" xmlns:aink="http://schemas.microsoft.com/office/drawing/2016/ink" xmlns:am3d="http://schemas.microsoft.com/office/drawing/2017/model3d" xmlns:o="urn:schemas-microsoft-com:office:office" xmlns:oel="http://schemas.microsoft.com/office/2019/extlst" xmlns:r="http://schemas.openxmlformats.org/officeDocument/2006/relationships" xmlns:m="http://schemas.openxmlformats.org/officeDocument/2006/math" xmlns:v="urn:schemas-microsoft-com:vml" xmlns:wp14="http://schemas.microsoft.com/office/word/2010/wordprocessingDrawing" xmlns:wp="http://schemas.openxmlformats.org/drawingml/2006/wordprocessingDrawing" xmlns:w10="urn:schemas-microsoft-com:office:word" xmlns:w="http://schemas.openxmlformats.org/wordprocessingml/2006/main" xmlns:w14="http://schemas.microsoft.com/office/word/2010/wordml" xmlns:w15="http://schemas.microsoft.com/office/word/2012/wordml" xmlns:w16cex="http://schemas.microsoft.com/office/word/2018/wordml/cex" xmlns:w16cid="http://schemas.microsoft.com/office/word/2016/wordml/cid" xmlns:w16="http://schemas.microsoft.com/office/word/2018/wordml" xmlns:w16du="http://schemas.microsoft.com/office/word/2023/wordml/word16du" xmlns:w16sdtdh="http://schemas.microsoft.com/office/word/2020/wordml/sdtdatahash" xmlns:w16sdtfl="http://schemas.microsoft.com/office/word/2024/wordml/sdtformatlock" xmlns:w16se="http://schemas.microsoft.com/office/word/2015/wordml/symex" xmlns:wpg="http://schemas.microsoft.com/office/word/2010/wordprocessingGroup" xmlns:wpi="http://schemas.microsoft.com/office/word/2010/wordprocessingInk" xmlns:wne="http://schemas.microsoft.com/office/word/2006/wordml" xmlns:wps="http://schemas.microsoft.com/office/word/2010/wordprocessingShape" mc:Ignorable="w14 w15 w16se w16cid w16 w16cex w16sdtdh w16sdtfl w16du wp14">
   <w:body>
     <w:p>
       <w:pPr>
@@ -16,17 +16,8 @@
           <w:rFonts w:ascii="Bernard MT Condensed" w:hAnsi="Bernard MT Condensed"/>
           <w:sz w:val="52"/>
         </w:rPr>
-        <w:t xml:space="preserve">Contoso, </w:t>
-      </w:r>
-      <w:proofErr w:type="spellStart"/>
-      <w:r>
-        <w:rPr>
-          <w:rFonts w:ascii="Bernard MT Condensed" w:hAnsi="Bernard MT Condensed"/>
-          <w:sz w:val="52"/>
-        </w:rPr>
-        <w:t>Inc</w:t>
-      </w:r>
-      <w:proofErr w:type="spellEnd"/>
+        <w:t>Contoso, Inc</w:t>
+      </w:r>
     </w:p>
     <w:p>
       <w:pPr>
@@ -51,7 +42,6 @@
           </w:placeholder>
           <w:text/>
         </w:sdtPr>
-        <w:sdtEndPr/>
         <w:sdtContent>
           <w:r>
             <w:t>&lt;</w:t>
@@ -60,11 +50,11 @@
             <w:t>Content Select</w:t>
           </w:r>
           <w:r>
-            <w:t>="</w:t>
+            <w:t>=</w:t>
           </w:r>
           <w:proofErr w:type="gramStart"/>
           <w:r>
-            <w:t>./</w:t>
+            <w:t>"./</w:t>
           </w:r>
           <w:proofErr w:type="gramEnd"/>
           <w:r>
@@ -127,7 +117,6 @@
           </w:placeholder>
           <w:text/>
         </w:sdtPr>
-        <w:sdtEndPr/>
         <w:sdtContent>
           <w:r>
             <w:rPr>
@@ -145,14 +134,14 @@
             <w:rPr>
               <w:i/>
             </w:rPr>
-            <w:t>="</w:t>
+            <w:t>=</w:t>
           </w:r>
           <w:proofErr w:type="gramStart"/>
           <w:r>
             <w:rPr>
               <w:i/>
             </w:rPr>
-            <w:t>./</w:t>
+            <w:t>"./</w:t>
           </w:r>
           <w:proofErr w:type="spellStart"/>
           <w:proofErr w:type="gramEnd"/>
@@ -191,7 +180,6 @@
         </w:placeholder>
         <w:text/>
       </w:sdtPr>
-      <w:sdtEndPr/>
       <w:sdtContent>
         <w:p>
           <w:r>
@@ -201,14 +189,22 @@
             <w:t>Select</w:t>
           </w:r>
           <w:r>
-            <w:t>="./Orders/Order" /&gt;</w:t>
+            <w:t>=</w:t>
+          </w:r>
+          <w:proofErr w:type="gramStart"/>
+          <w:r>
+            <w:t>"./</w:t>
+          </w:r>
+          <w:proofErr w:type="gramEnd"/>
+          <w:r>
+            <w:t>Orders/Order" /&gt;</w:t>
           </w:r>
         </w:p>
       </w:sdtContent>
     </w:sdt>
     <w:tbl>
       <w:tblPr>
-        <w:tblStyle w:val="GridTable5Dark-Accent5"/>
+        <w:tblStyle w:val="Tabellagriglia5scura-colore5"/>
         <w:tblW w:w="0" w:type="auto"/>
         <w:tblLook w:val="04A0" w:firstRow="1" w:lastRow="0" w:firstColumn="1" w:lastColumn="0" w:noHBand="0" w:noVBand="1"/>
       </w:tblPr>
@@ -229,13 +225,13 @@
           <w:p>
             <w:pPr>
               <w:rPr>
-                <w:rStyle w:val="PlaceholderText"/>
+                <w:rStyle w:val="Testosegnaposto"/>
                 <w:color w:val="auto"/>
               </w:rPr>
             </w:pPr>
             <w:r>
               <w:rPr>
-                <w:rStyle w:val="PlaceholderText"/>
+                <w:rStyle w:val="Testosegnaposto"/>
                 <w:color w:val="auto"/>
               </w:rPr>
               <w:t>Description</w:t>
@@ -251,13 +247,13 @@
               <w:jc w:val="right"/>
               <w:cnfStyle w:val="100000000000" w:firstRow="1" w:lastRow="0" w:firstColumn="0" w:lastColumn="0" w:oddVBand="0" w:evenVBand="0" w:oddHBand="0" w:evenHBand="0" w:firstRowFirstColumn="0" w:firstRowLastColumn="0" w:lastRowFirstColumn="0" w:lastRowLastColumn="0"/>
               <w:rPr>
-                <w:rStyle w:val="PlaceholderText"/>
+                <w:rStyle w:val="Testosegnaposto"/>
                 <w:color w:val="auto"/>
               </w:rPr>
             </w:pPr>
             <w:r>
               <w:rPr>
-                <w:rStyle w:val="PlaceholderText"/>
+                <w:rStyle w:val="Testosegnaposto"/>
                 <w:color w:val="auto"/>
               </w:rPr>
               <w:t>Quantity</w:t>
@@ -273,13 +269,13 @@
               <w:jc w:val="right"/>
               <w:cnfStyle w:val="100000000000" w:firstRow="1" w:lastRow="0" w:firstColumn="0" w:lastColumn="0" w:oddVBand="0" w:evenVBand="0" w:oddHBand="0" w:evenHBand="0" w:firstRowFirstColumn="0" w:firstRowLastColumn="0" w:lastRowFirstColumn="0" w:lastRowLastColumn="0"/>
               <w:rPr>
-                <w:rStyle w:val="PlaceholderText"/>
+                <w:rStyle w:val="Testosegnaposto"/>
                 <w:color w:val="auto"/>
               </w:rPr>
             </w:pPr>
             <w:r>
               <w:rPr>
-                <w:rStyle w:val="PlaceholderText"/>
+                <w:rStyle w:val="Testosegnaposto"/>
                 <w:color w:val="auto"/>
               </w:rPr>
               <w:t>Order Date</w:t>
@@ -302,6 +298,7 @@
                 <w:bCs w:val="0"/>
               </w:rPr>
             </w:pPr>
+            <w:proofErr w:type="gramStart"/>
             <w:r>
               <w:rPr>
                 <w:b w:val="0"/>
@@ -310,6 +307,7 @@
               <w:t>./</w:t>
             </w:r>
             <w:proofErr w:type="spellStart"/>
+            <w:proofErr w:type="gramEnd"/>
             <w:r>
               <w:rPr>
                 <w:b w:val="0"/>
@@ -329,9 +327,11 @@
               <w:jc w:val="right"/>
               <w:cnfStyle w:val="000000100000" w:firstRow="0" w:lastRow="0" w:firstColumn="0" w:lastColumn="0" w:oddVBand="0" w:evenVBand="0" w:oddHBand="1" w:evenHBand="0" w:firstRowFirstColumn="0" w:firstRowLastColumn="0" w:lastRowFirstColumn="0" w:lastRowLastColumn="0"/>
             </w:pPr>
+            <w:proofErr w:type="gramStart"/>
             <w:r>
               <w:t>./</w:t>
             </w:r>
+            <w:proofErr w:type="gramEnd"/>
             <w:r>
               <w:t>Quantity</w:t>
             </w:r>
@@ -346,21 +346,23 @@
               <w:jc w:val="right"/>
               <w:cnfStyle w:val="000000100000" w:firstRow="0" w:lastRow="0" w:firstColumn="0" w:lastColumn="0" w:oddVBand="0" w:evenVBand="0" w:oddHBand="1" w:evenHBand="0" w:firstRowFirstColumn="0" w:firstRowLastColumn="0" w:lastRowFirstColumn="0" w:lastRowLastColumn="0"/>
               <w:rPr>
-                <w:rStyle w:val="PlaceholderText"/>
+                <w:rStyle w:val="Testosegnaposto"/>
                 <w:color w:val="auto"/>
               </w:rPr>
             </w:pPr>
+            <w:proofErr w:type="gramStart"/>
             <w:r>
               <w:rPr>
-                <w:rStyle w:val="PlaceholderText"/>
+                <w:rStyle w:val="Testosegnaposto"/>
                 <w:color w:val="auto"/>
               </w:rPr>
               <w:t>./</w:t>
             </w:r>
             <w:proofErr w:type="spellStart"/>
+            <w:proofErr w:type="gramEnd"/>
             <w:r>
               <w:rPr>
-                <w:rStyle w:val="PlaceholderText"/>
+                <w:rStyle w:val="Testosegnaposto"/>
                 <w:color w:val="auto"/>
               </w:rPr>
               <w:t>OrderDate</w:t>
@@ -374,7 +376,7 @@
       <w:pPr>
         <w:spacing w:after="0"/>
         <w:rPr>
-          <w:rStyle w:val="PlaceholderText"/>
+          <w:rStyle w:val="Testosegnaposto"/>
           <w:color w:val="FFFFFF" w:themeColor="background1"/>
         </w:rPr>
       </w:pPr>
@@ -407,7 +409,15 @@
             <w:t>Select</w:t>
           </w:r>
           <w:r>
-            <w:t>="./Orders/Order"/&gt;</w:t>
+            <w:t>=</w:t>
+          </w:r>
+          <w:proofErr w:type="gramStart"/>
+          <w:r>
+            <w:t>"./</w:t>
+          </w:r>
+          <w:proofErr w:type="gramEnd"/>
+          <w:r>
+            <w:t>Orders/Order"/&gt;</w:t>
           </w:r>
         </w:p>
       </w:sdtContent>
@@ -427,10 +437,17 @@
           </w:placeholder>
           <w:text/>
         </w:sdtPr>
-        <w:sdtEndPr/>
         <w:sdtContent>
           <w:r>
-            <w:t>&lt;Content Select="@Number"/&gt;</w:t>
+            <w:t>&lt;Content Select</w:t>
+          </w:r>
+          <w:proofErr w:type="gramStart"/>
+          <w:r>
+            <w:t>="@</w:t>
+          </w:r>
+          <w:proofErr w:type="gramEnd"/>
+          <w:r>
+            <w:t>Number"/&gt;</w:t>
           </w:r>
         </w:sdtContent>
       </w:sdt>
@@ -448,7 +465,6 @@
           </w:placeholder>
           <w:text/>
         </w:sdtPr>
-        <w:sdtEndPr/>
         <w:sdtContent>
           <w:r>
             <w:t>&lt;</w:t>
@@ -457,12 +473,17 @@
             <w:t>Content Select</w:t>
           </w:r>
           <w:r>
-            <w:t>="</w:t>
+            <w:t>=</w:t>
+          </w:r>
+          <w:proofErr w:type="gramStart"/>
+          <w:r>
+            <w:t>"</w:t>
           </w:r>
           <w:r>
             <w:t>./</w:t>
           </w:r>
           <w:proofErr w:type="spellStart"/>
+          <w:proofErr w:type="gramEnd"/>
           <w:r>
             <w:t>ProductDescription</w:t>
           </w:r>
@@ -491,7 +512,6 @@
           </w:placeholder>
           <w:text/>
         </w:sdtPr>
-        <w:sdtEndPr/>
         <w:sdtContent>
           <w:r>
             <w:t>&lt;</w:t>
@@ -500,10 +520,18 @@
             <w:t>Content Select</w:t>
           </w:r>
           <w:r>
-            <w:t>="</w:t>
-          </w:r>
-          <w:r>
-            <w:t>./Quantity</w:t>
+            <w:t>=</w:t>
+          </w:r>
+          <w:proofErr w:type="gramStart"/>
+          <w:r>
+            <w:t>"</w:t>
+          </w:r>
+          <w:r>
+            <w:t>./</w:t>
+          </w:r>
+          <w:proofErr w:type="gramEnd"/>
+          <w:r>
+            <w:t>Quantity</w:t>
           </w:r>
           <w:r>
             <w:t>"/&gt;</w:t>
@@ -526,7 +554,6 @@
           </w:placeholder>
           <w:text/>
         </w:sdtPr>
-        <w:sdtEndPr/>
         <w:sdtContent>
           <w:r>
             <w:t>&lt;</w:t>
@@ -535,9 +562,14 @@
             <w:t>Content Select</w:t>
           </w:r>
           <w:r>
-            <w:t>="./</w:t>
+            <w:t>=</w:t>
+          </w:r>
+          <w:proofErr w:type="gramStart"/>
+          <w:r>
+            <w:t>"./</w:t>
           </w:r>
           <w:proofErr w:type="spellStart"/>
+          <w:proofErr w:type="gramEnd"/>
           <w:r>
             <w:t>OrderDate</w:t>
           </w:r>
@@ -547,8 +579,6 @@
           </w:r>
         </w:sdtContent>
       </w:sdt>
-      <w:bookmarkStart w:id="0" w:name="_GoBack"/>
-      <w:bookmarkEnd w:id="0"/>
     </w:p>
     <w:sdt>
       <w:sdtPr>
@@ -558,7 +588,6 @@
         </w:placeholder>
         <w:text/>
       </w:sdtPr>
-      <w:sdtEndPr/>
       <w:sdtContent>
         <w:p>
           <w:r>
@@ -583,7 +612,6 @@
         </w:placeholder>
         <w:text/>
       </w:sdtPr>
-      <w:sdtEndPr/>
       <w:sdtContent>
         <w:p>
           <w:pPr>
@@ -596,11 +624,11 @@
             <w:t>Select</w:t>
           </w:r>
           <w:r>
-            <w:t>="</w:t>
+            <w:t>=</w:t>
           </w:r>
           <w:proofErr w:type="gramStart"/>
           <w:r>
-            <w:t>./</w:t>
+            <w:t>"./</w:t>
           </w:r>
           <w:proofErr w:type="spellStart"/>
           <w:proofErr w:type="gramEnd"/>
@@ -732,7 +760,6 @@
           </w:placeholder>
           <w:text/>
         </w:sdtPr>
-        <w:sdtEndPr/>
         <w:sdtContent>
           <w:r>
             <w:rPr>
@@ -750,9 +777,17 @@
             <w:rPr>
               <w:i/>
             </w:rPr>
-            <w:t>="./</w:t>
+            <w:t>=</w:t>
+          </w:r>
+          <w:proofErr w:type="gramStart"/>
+          <w:r>
+            <w:rPr>
+              <w:i/>
+            </w:rPr>
+            <w:t>"./</w:t>
           </w:r>
           <w:proofErr w:type="spellStart"/>
+          <w:proofErr w:type="gramEnd"/>
           <w:r>
             <w:rPr>
               <w:i/>
@@ -777,7 +812,6 @@
         </w:placeholder>
         <w:text/>
       </w:sdtPr>
-      <w:sdtEndPr/>
       <w:sdtContent>
         <w:p>
           <w:r>
@@ -803,6 +837,54 @@
       <w:pPr>
         <w:ind w:left="3600"/>
         <w:rPr>
+          <w:rFonts w:ascii="Bernard MT Condensed" w:eastAsiaTheme="minorEastAsia" w:hAnsi="Bernard MT Condensed"/>
+        </w:rPr>
+      </w:pPr>
+      <m:oMathPara>
+        <m:oMathParaPr>
+          <m:jc m:val="left"/>
+        </m:oMathParaPr>
+        <m:oMath>
+          <m:r>
+            <w:rPr>
+              <w:rFonts w:ascii="Cambria Math" w:hAnsi="Cambria Math"/>
+            </w:rPr>
+            <m:t>Ζ=</m:t>
+          </m:r>
+          <m:rad>
+            <m:radPr>
+              <m:degHide m:val="1"/>
+              <m:ctrlPr>
+                <w:rPr>
+                  <w:rFonts w:ascii="Cambria Math" w:hAnsi="Cambria Math"/>
+                </w:rPr>
+              </m:ctrlPr>
+            </m:radPr>
+            <m:deg/>
+            <m:e>
+              <m:r>
+                <w:rPr>
+                  <w:rFonts w:ascii="Cambria Math" w:hAnsi="Cambria Math"/>
+                </w:rPr>
+                <m:t>ψ</m:t>
+              </m:r>
+            </m:e>
+          </m:rad>
+        </m:oMath>
+      </m:oMathPara>
+    </w:p>
+    <w:p>
+      <w:pPr>
+        <w:ind w:left="3600"/>
+        <w:rPr>
+          <w:rFonts w:ascii="Bernard MT Condensed" w:eastAsiaTheme="minorEastAsia" w:hAnsi="Bernard MT Condensed"/>
+        </w:rPr>
+      </w:pPr>
+    </w:p>
+    <w:p>
+      <w:pPr>
+        <w:ind w:left="3600"/>
+        <w:rPr>
           <w:rFonts w:ascii="Bernard MT Condensed" w:hAnsi="Bernard MT Condensed"/>
           <w:sz w:val="44"/>
         </w:rPr>
@@ -812,7 +894,6 @@
           <w:rFonts w:ascii="Bernard MT Condensed" w:hAnsi="Bernard MT Condensed"/>
           <w:sz w:val="44"/>
         </w:rPr>
-        <w:lastRenderedPageBreak/>
         <w:t>Eric White</w:t>
       </w:r>
       <w:r>
@@ -835,7 +916,7 @@
 </file>
 
 <file path=word/styles.xml><?xml version="1.0" encoding="utf-8"?>
-<w:styles xmlns:mc="http://schemas.openxmlformats.org/markup-compatibility/2006" xmlns:r="http://schemas.openxmlformats.org/officeDocument/2006/relationships" xmlns:w="http://schemas.openxmlformats.org/wordprocessingml/2006/main" xmlns:w14="http://schemas.microsoft.com/office/word/2010/wordml" xmlns:w15="http://schemas.microsoft.com/office/word/2012/wordml" mc:Ignorable="w14 w15">
+<w:styles xmlns:mc="http://schemas.openxmlformats.org/markup-compatibility/2006" xmlns:r="http://schemas.openxmlformats.org/officeDocument/2006/relationships" xmlns:w="http://schemas.openxmlformats.org/wordprocessingml/2006/main" xmlns:w14="http://schemas.microsoft.com/office/word/2010/wordml" xmlns:w15="http://schemas.microsoft.com/office/word/2012/wordml" xmlns:w16cex="http://schemas.microsoft.com/office/word/2018/wordml/cex" xmlns:w16cid="http://schemas.microsoft.com/office/word/2016/wordml/cid" xmlns:w16="http://schemas.microsoft.com/office/word/2018/wordml" xmlns:w16du="http://schemas.microsoft.com/office/word/2023/wordml/word16du" xmlns:w16sdtdh="http://schemas.microsoft.com/office/word/2020/wordml/sdtdatahash" xmlns:w16sdtfl="http://schemas.microsoft.com/office/word/2024/wordml/sdtformatlock" xmlns:w16se="http://schemas.microsoft.com/office/word/2015/wordml/symex" mc:Ignorable="w14 w15 w16se w16cid w16 w16cex w16sdtdh w16sdtfl w16du">
   <w:docDefaults>
     <w:rPrDefault>
       <w:rPr>
@@ -851,7 +932,7 @@
       </w:pPr>
     </w:pPrDefault>
   </w:docDefaults>
-  <w:latentStyles w:defLockedState="0" w:defUIPriority="99" w:defSemiHidden="0" w:defUnhideWhenUsed="0" w:defQFormat="0" w:count="371">
+  <w:latentStyles w:defLockedState="0" w:defUIPriority="99" w:defSemiHidden="0" w:defUnhideWhenUsed="0" w:defQFormat="0" w:count="376">
     <w:lsdException w:name="Normal" w:uiPriority="0" w:qFormat="1"/>
     <w:lsdException w:name="heading 1" w:uiPriority="9" w:qFormat="1"/>
     <w:lsdException w:name="heading 2" w:semiHidden="1" w:uiPriority="9" w:unhideWhenUsed="1" w:qFormat="1"/>
@@ -1223,19 +1304,24 @@
     <w:lsdException w:name="List Table 5 Dark Accent 6" w:uiPriority="50"/>
     <w:lsdException w:name="List Table 6 Colorful Accent 6" w:uiPriority="51"/>
     <w:lsdException w:name="List Table 7 Colorful Accent 6" w:uiPriority="52"/>
+    <w:lsdException w:name="Mention" w:semiHidden="1" w:unhideWhenUsed="1"/>
+    <w:lsdException w:name="Smart Hyperlink" w:semiHidden="1" w:unhideWhenUsed="1"/>
+    <w:lsdException w:name="Hashtag" w:semiHidden="1" w:unhideWhenUsed="1"/>
+    <w:lsdException w:name="Unresolved Mention" w:semiHidden="1" w:unhideWhenUsed="1"/>
+    <w:lsdException w:name="Smart Link" w:semiHidden="1" w:unhideWhenUsed="1"/>
   </w:latentStyles>
-  <w:style w:type="paragraph" w:default="1" w:styleId="Normal">
+  <w:style w:type="paragraph" w:default="1" w:styleId="Normale">
     <w:name w:val="Normal"/>
     <w:qFormat/>
     <w:rsid w:val="00EC46F9"/>
   </w:style>
-  <w:style w:type="character" w:default="1" w:styleId="DefaultParagraphFont">
+  <w:style w:type="character" w:default="1" w:styleId="Carpredefinitoparagrafo">
     <w:name w:val="Default Paragraph Font"/>
     <w:uiPriority w:val="1"/>
     <w:semiHidden/>
     <w:unhideWhenUsed/>
   </w:style>
-  <w:style w:type="table" w:default="1" w:styleId="TableNormal">
+  <w:style w:type="table" w:default="1" w:styleId="Tabellanormale">
     <w:name w:val="Normal Table"/>
     <w:uiPriority w:val="99"/>
     <w:semiHidden/>
@@ -1250,15 +1336,15 @@
       </w:tblCellMar>
     </w:tblPr>
   </w:style>
-  <w:style w:type="numbering" w:default="1" w:styleId="NoList">
+  <w:style w:type="numbering" w:default="1" w:styleId="Nessunelenco">
     <w:name w:val="No List"/>
     <w:uiPriority w:val="99"/>
     <w:semiHidden/>
     <w:unhideWhenUsed/>
   </w:style>
-  <w:style w:type="character" w:styleId="PlaceholderText">
+  <w:style w:type="character" w:styleId="Testosegnaposto">
     <w:name w:val="Placeholder Text"/>
-    <w:basedOn w:val="DefaultParagraphFont"/>
+    <w:basedOn w:val="Carpredefinitoparagrafo"/>
     <w:uiPriority w:val="99"/>
     <w:semiHidden/>
     <w:rsid w:val="00EC46F9"/>
@@ -1266,9 +1352,9 @@
       <w:color w:val="808080"/>
     </w:rPr>
   </w:style>
-  <w:style w:type="table" w:styleId="MediumShading1-Accent4">
+  <w:style w:type="table" w:styleId="Sfondomedio1-Colore4">
     <w:name w:val="Medium Shading 1 Accent 4"/>
-    <w:basedOn w:val="TableNormal"/>
+    <w:basedOn w:val="Tabellanormale"/>
     <w:uiPriority w:val="63"/>
     <w:rsid w:val="00EC46F9"/>
     <w:pPr>
@@ -1365,10 +1451,10 @@
       </w:tcPr>
     </w:tblStylePr>
   </w:style>
-  <w:style w:type="paragraph" w:styleId="BalloonText">
+  <w:style w:type="paragraph" w:styleId="Testofumetto">
     <w:name w:val="Balloon Text"/>
-    <w:basedOn w:val="Normal"/>
-    <w:link w:val="BalloonTextChar"/>
+    <w:basedOn w:val="Normale"/>
+    <w:link w:val="TestofumettoCarattere"/>
     <w:uiPriority w:val="99"/>
     <w:semiHidden/>
     <w:unhideWhenUsed/>
@@ -1382,10 +1468,10 @@
       <w:szCs w:val="16"/>
     </w:rPr>
   </w:style>
-  <w:style w:type="character" w:customStyle="1" w:styleId="BalloonTextChar">
-    <w:name w:val="Balloon Text Char"/>
-    <w:basedOn w:val="DefaultParagraphFont"/>
-    <w:link w:val="BalloonText"/>
+  <w:style w:type="character" w:customStyle="1" w:styleId="TestofumettoCarattere">
+    <w:name w:val="Testo fumetto Carattere"/>
+    <w:basedOn w:val="Carpredefinitoparagrafo"/>
+    <w:link w:val="Testofumetto"/>
     <w:uiPriority w:val="99"/>
     <w:semiHidden/>
     <w:rsid w:val="00EC46F9"/>
@@ -1397,7 +1483,7 @@
   </w:style>
   <w:style w:type="paragraph" w:customStyle="1" w:styleId="Code">
     <w:name w:val="Code"/>
-    <w:basedOn w:val="Normal"/>
+    <w:basedOn w:val="Normale"/>
     <w:qFormat/>
     <w:rsid w:val="00151C1F"/>
     <w:pPr>
@@ -1407,9 +1493,9 @@
       <w:rFonts w:ascii="Courier New" w:hAnsi="Courier New" w:cs="Courier New"/>
     </w:rPr>
   </w:style>
-  <w:style w:type="table" w:styleId="GridTable4-Accent4">
+  <w:style w:type="table" w:styleId="Tabellagriglia4-colore4">
     <w:name w:val="Grid Table 4 Accent 4"/>
-    <w:basedOn w:val="TableNormal"/>
+    <w:basedOn w:val="Tabellanormale"/>
     <w:uiPriority w:val="49"/>
     <w:rsid w:val="00072F5C"/>
     <w:pPr>
@@ -1483,9 +1569,9 @@
       </w:tcPr>
     </w:tblStylePr>
   </w:style>
-  <w:style w:type="table" w:styleId="GridTable5Dark-Accent5">
+  <w:style w:type="table" w:styleId="Tabellagriglia5scura-colore5">
     <w:name w:val="Grid Table 5 Dark Accent 5"/>
-    <w:basedOn w:val="TableNormal"/>
+    <w:basedOn w:val="Tabellanormale"/>
     <w:uiPriority w:val="50"/>
     <w:rsid w:val="00072F5C"/>
     <w:pPr>
@@ -1593,7 +1679,7 @@
 </file>
 
 <file path=word/glossary/document.xml><?xml version="1.0" encoding="utf-8"?>
-<w:glossaryDocument xmlns:wpc="http://schemas.microsoft.com/office/word/2010/wordprocessingCanvas" xmlns:mc="http://schemas.openxmlformats.org/markup-compatibility/2006" xmlns:o="urn:schemas-microsoft-com:office:office" xmlns:r="http://schemas.openxmlformats.org/officeDocument/2006/relationships" xmlns:m="http://schemas.openxmlformats.org/officeDocument/2006/math" xmlns:v="urn:schemas-microsoft-com:vml" xmlns:wp14="http://schemas.microsoft.com/office/word/2010/wordprocessingDrawing" xmlns:wp="http://schemas.openxmlformats.org/drawingml/2006/wordprocessingDrawing" xmlns:w10="urn:schemas-microsoft-com:office:word" xmlns:w="http://schemas.openxmlformats.org/wordprocessingml/2006/main" xmlns:w14="http://schemas.microsoft.com/office/word/2010/wordml" xmlns:w15="http://schemas.microsoft.com/office/word/2012/wordml" xmlns:wpg="http://schemas.microsoft.com/office/word/2010/wordprocessingGroup" xmlns:wpi="http://schemas.microsoft.com/office/word/2010/wordprocessingInk" xmlns:wne="http://schemas.microsoft.com/office/word/2006/wordml" xmlns:wps="http://schemas.microsoft.com/office/word/2010/wordprocessingShape" mc:Ignorable="w14 w15 wp14">
+<w:glossaryDocument xmlns:wpc="http://schemas.microsoft.com/office/word/2010/wordprocessingCanvas" xmlns:cx="http://schemas.microsoft.com/office/drawing/2014/chartex" xmlns:cx1="http://schemas.microsoft.com/office/drawing/2015/9/8/chartex" xmlns:cx2="http://schemas.microsoft.com/office/drawing/2015/10/21/chartex" xmlns:cx3="http://schemas.microsoft.com/office/drawing/2016/5/9/chartex" xmlns:cx4="http://schemas.microsoft.com/office/drawing/2016/5/10/chartex" xmlns:cx5="http://schemas.microsoft.com/office/drawing/2016/5/11/chartex" xmlns:cx6="http://schemas.microsoft.com/office/drawing/2016/5/12/chartex" xmlns:cx7="http://schemas.microsoft.com/office/drawing/2016/5/13/chartex" xmlns:cx8="http://schemas.microsoft.com/office/drawing/2016/5/14/chartex" xmlns:mc="http://schemas.openxmlformats.org/markup-compatibility/2006" xmlns:aink="http://schemas.microsoft.com/office/drawing/2016/ink" xmlns:am3d="http://schemas.microsoft.com/office/drawing/2017/model3d" xmlns:o="urn:schemas-microsoft-com:office:office" xmlns:oel="http://schemas.microsoft.com/office/2019/extlst" xmlns:r="http://schemas.openxmlformats.org/officeDocument/2006/relationships" xmlns:m="http://schemas.openxmlformats.org/officeDocument/2006/math" xmlns:v="urn:schemas-microsoft-com:vml" xmlns:wp14="http://schemas.microsoft.com/office/word/2010/wordprocessingDrawing" xmlns:wp="http://schemas.openxmlformats.org/drawingml/2006/wordprocessingDrawing" xmlns:w10="urn:schemas-microsoft-com:office:word" xmlns:w="http://schemas.openxmlformats.org/wordprocessingml/2006/main" xmlns:w14="http://schemas.microsoft.com/office/word/2010/wordml" xmlns:w15="http://schemas.microsoft.com/office/word/2012/wordml" xmlns:w16cex="http://schemas.microsoft.com/office/word/2018/wordml/cex" xmlns:w16cid="http://schemas.microsoft.com/office/word/2016/wordml/cid" xmlns:w16="http://schemas.microsoft.com/office/word/2018/wordml" xmlns:w16du="http://schemas.microsoft.com/office/word/2023/wordml/word16du" xmlns:w16sdtdh="http://schemas.microsoft.com/office/word/2020/wordml/sdtdatahash" xmlns:w16sdtfl="http://schemas.microsoft.com/office/word/2024/wordml/sdtformatlock" xmlns:w16se="http://schemas.microsoft.com/office/word/2015/wordml/symex" xmlns:wpg="http://schemas.microsoft.com/office/word/2010/wordprocessingGroup" xmlns:wpi="http://schemas.microsoft.com/office/word/2010/wordprocessingInk" xmlns:wne="http://schemas.microsoft.com/office/word/2006/wordml" xmlns:wps="http://schemas.microsoft.com/office/word/2010/wordprocessingShape" mc:Ignorable="w14 w15 w16se w16cid w16 w16cex w16sdtdh w16sdtfl w16du wp14">
   <w:docParts>
     <w:docPart>
       <w:docPartPr>
@@ -1614,7 +1700,7 @@
         <w:p>
           <w:r>
             <w:rPr>
-              <w:rStyle w:val="PlaceholderText"/>
+              <w:rStyle w:val="Testosegnaposto"/>
             </w:rPr>
             <w:t>Click here to enter text.</w:t>
           </w:r>
@@ -1626,20 +1712,20 @@
 </file>
 
 <file path=word/glossary/fontTable.xml><?xml version="1.0" encoding="utf-8"?>
-<w:fonts xmlns:mc="http://schemas.openxmlformats.org/markup-compatibility/2006" xmlns:r="http://schemas.openxmlformats.org/officeDocument/2006/relationships" xmlns:w="http://schemas.openxmlformats.org/wordprocessingml/2006/main" xmlns:w14="http://schemas.microsoft.com/office/word/2010/wordml" xmlns:w15="http://schemas.microsoft.com/office/word/2012/wordml" mc:Ignorable="w14 w15">
+<w:fonts xmlns:mc="http://schemas.openxmlformats.org/markup-compatibility/2006" xmlns:r="http://schemas.openxmlformats.org/officeDocument/2006/relationships" xmlns:w="http://schemas.openxmlformats.org/wordprocessingml/2006/main" xmlns:w14="http://schemas.microsoft.com/office/word/2010/wordml" xmlns:w15="http://schemas.microsoft.com/office/word/2012/wordml" xmlns:w16cex="http://schemas.microsoft.com/office/word/2018/wordml/cex" xmlns:w16cid="http://schemas.microsoft.com/office/word/2016/wordml/cid" xmlns:w16="http://schemas.microsoft.com/office/word/2018/wordml" xmlns:w16du="http://schemas.microsoft.com/office/word/2023/wordml/word16du" xmlns:w16sdtdh="http://schemas.microsoft.com/office/word/2020/wordml/sdtdatahash" xmlns:w16sdtfl="http://schemas.microsoft.com/office/word/2024/wordml/sdtformatlock" xmlns:w16se="http://schemas.microsoft.com/office/word/2015/wordml/symex" mc:Ignorable="w14 w15 w16se w16cid w16 w16cex w16sdtdh w16sdtfl w16du">
   <w:font w:name="Calibri">
     <w:panose1 w:val="020F0502020204030204"/>
     <w:charset w:val="00"/>
     <w:family w:val="swiss"/>
     <w:pitch w:val="variable"/>
-    <w:sig w:usb0="E00002FF" w:usb1="4000ACFF" w:usb2="00000001" w:usb3="00000000" w:csb0="0000019F" w:csb1="00000000"/>
+    <w:sig w:usb0="E4002EFF" w:usb1="C000247B" w:usb2="00000009" w:usb3="00000000" w:csb0="000001FF" w:csb1="00000000"/>
   </w:font>
   <w:font w:name="Times New Roman">
     <w:panose1 w:val="02020603050405020304"/>
     <w:charset w:val="00"/>
     <w:family w:val="roman"/>
     <w:pitch w:val="variable"/>
-    <w:sig w:usb0="E0002EFF" w:usb1="C0007843" w:usb2="00000009" w:usb3="00000000" w:csb0="000001FF" w:csb1="00000000"/>
+    <w:sig w:usb0="E0002EFF" w:usb1="C000785B" w:usb2="00000009" w:usb3="00000000" w:csb0="000001FF" w:csb1="00000000"/>
   </w:font>
   <w:font w:name="Tahoma">
     <w:panose1 w:val="020B0604030504040204"/>
@@ -1662,27 +1748,64 @@
     <w:pitch w:val="variable"/>
     <w:sig w:usb0="00000003" w:usb1="00000000" w:usb2="00000000" w:usb3="00000000" w:csb0="00000001" w:csb1="00000000"/>
   </w:font>
+  <w:font w:name="SimSun">
+    <w:altName w:val="宋体"/>
+    <w:panose1 w:val="02010600030101010101"/>
+    <w:charset w:val="86"/>
+    <w:family w:val="auto"/>
+    <w:pitch w:val="variable"/>
+    <w:sig w:usb0="00000203" w:usb1="288F0000" w:usb2="00000016" w:usb3="00000000" w:csb0="00040001" w:csb1="00000000"/>
+  </w:font>
+  <w:font w:name="Cambria Math">
+    <w:panose1 w:val="02040503050406030204"/>
+    <w:charset w:val="00"/>
+    <w:family w:val="roman"/>
+    <w:pitch w:val="variable"/>
+    <w:sig w:usb0="E00006FF" w:usb1="420024FF" w:usb2="02000000" w:usb3="00000000" w:csb0="0000019F" w:csb1="00000000"/>
+  </w:font>
   <w:font w:name="Cambria">
     <w:panose1 w:val="02040503050406030204"/>
     <w:charset w:val="00"/>
     <w:family w:val="roman"/>
     <w:pitch w:val="variable"/>
-    <w:sig w:usb0="E00002FF" w:usb1="400004FF" w:usb2="00000000" w:usb3="00000000" w:csb0="0000019F" w:csb1="00000000"/>
+    <w:sig w:usb0="E00006FF" w:usb1="420024FF" w:usb2="02000000" w:usb3="00000000" w:csb0="0000019F" w:csb1="00000000"/>
   </w:font>
-  <w:font w:name="Calibri Light">
-    <w:panose1 w:val="020F0302020204030204"/>
+  <w:font w:name="Aptos">
     <w:charset w:val="00"/>
     <w:family w:val="swiss"/>
     <w:pitch w:val="variable"/>
-    <w:sig w:usb0="A00002EF" w:usb1="4000207B" w:usb2="00000000" w:usb3="00000000" w:csb0="0000019F" w:csb1="00000000"/>
+    <w:sig w:usb0="20000287" w:usb1="00000003" w:usb2="00000000" w:usb3="00000000" w:csb0="0000019F" w:csb1="00000000"/>
+  </w:font>
+  <w:font w:name="DengXian">
+    <w:altName w:val="等线"/>
+    <w:panose1 w:val="02010600030101010101"/>
+    <w:charset w:val="86"/>
+    <w:family w:val="auto"/>
+    <w:pitch w:val="variable"/>
+    <w:sig w:usb0="A00002BF" w:usb1="38CF7CFA" w:usb2="00000016" w:usb3="00000000" w:csb0="0004000F" w:csb1="00000000"/>
+  </w:font>
+  <w:font w:name="DengXian Light">
+    <w:altName w:val="等线 Light"/>
+    <w:panose1 w:val="02010600030101010101"/>
+    <w:charset w:val="86"/>
+    <w:family w:val="auto"/>
+    <w:pitch w:val="variable"/>
+    <w:sig w:usb0="A00002BF" w:usb1="38CF7CFA" w:usb2="00000016" w:usb3="00000000" w:csb0="0004000F" w:csb1="00000000"/>
+  </w:font>
+  <w:font w:name="Aptos Display">
+    <w:charset w:val="00"/>
+    <w:family w:val="swiss"/>
+    <w:pitch w:val="variable"/>
+    <w:sig w:usb0="20000287" w:usb1="00000003" w:usb2="00000000" w:usb3="00000000" w:csb0="0000019F" w:csb1="00000000"/>
   </w:font>
 </w:fonts>
 </file>
 
 <file path=word/glossary/settings.xml><?xml version="1.0" encoding="utf-8"?>
-<w:settings xmlns:mc="http://schemas.openxmlformats.org/markup-compatibility/2006" xmlns:o="urn:schemas-microsoft-com:office:office" xmlns:r="http://schemas.openxmlformats.org/officeDocument/2006/relationships" xmlns:m="http://schemas.openxmlformats.org/officeDocument/2006/math" xmlns:v="urn:schemas-microsoft-com:vml" xmlns:w10="urn:schemas-microsoft-com:office:word" xmlns:w="http://schemas.openxmlformats.org/wordprocessingml/2006/main" xmlns:w14="http://schemas.microsoft.com/office/word/2010/wordml" xmlns:w15="http://schemas.microsoft.com/office/word/2012/wordml" xmlns:sl="http://schemas.openxmlformats.org/schemaLibrary/2006/main" mc:Ignorable="w14 w15">
+<w:settings xmlns:mc="http://schemas.openxmlformats.org/markup-compatibility/2006" xmlns:o="urn:schemas-microsoft-com:office:office" xmlns:r="http://schemas.openxmlformats.org/officeDocument/2006/relationships" xmlns:m="http://schemas.openxmlformats.org/officeDocument/2006/math" xmlns:v="urn:schemas-microsoft-com:vml" xmlns:w10="urn:schemas-microsoft-com:office:word" xmlns:w="http://schemas.openxmlformats.org/wordprocessingml/2006/main" xmlns:w14="http://schemas.microsoft.com/office/word/2010/wordml" xmlns:w15="http://schemas.microsoft.com/office/word/2012/wordml" xmlns:w16cex="http://schemas.microsoft.com/office/word/2018/wordml/cex" xmlns:w16cid="http://schemas.microsoft.com/office/word/2016/wordml/cid" xmlns:w16="http://schemas.microsoft.com/office/word/2018/wordml" xmlns:w16du="http://schemas.microsoft.com/office/word/2023/wordml/word16du" xmlns:w16sdtdh="http://schemas.microsoft.com/office/word/2020/wordml/sdtdatahash" xmlns:w16sdtfl="http://schemas.microsoft.com/office/word/2024/wordml/sdtformatlock" xmlns:w16se="http://schemas.microsoft.com/office/word/2015/wordml/symex" xmlns:sl="http://schemas.openxmlformats.org/schemaLibrary/2006/main" mc:Ignorable="w14 w15 w16se w16cid w16 w16cex w16sdtdh w16sdtfl w16du">
   <w:view w:val="normal"/>
   <w:defaultTabStop w:val="720"/>
+  <w:hyphenationZone w:val="283"/>
   <w:characterSpacingControl w:val="doNotCompress"/>
   <w:compat>
     <w:useFELayout/>
@@ -1691,6 +1814,7 @@
     <w:compatSetting w:name="enableOpenTypeFeatures" w:uri="http://schemas.microsoft.com/office/word" w:val="1"/>
     <w:compatSetting w:name="doNotFlipMirrorIndents" w:uri="http://schemas.microsoft.com/office/word" w:val="1"/>
     <w:compatSetting w:name="differentiateMultirowTableHeaders" w:uri="http://schemas.microsoft.com/office/word" w:val="1"/>
+    <w:compatSetting w:name="useWord2013TrackBottomHyphenation" w:uri="http://schemas.microsoft.com/office/word" w:val="1"/>
   </w:compat>
   <w:rsids>
     <w:rsidRoot w:val="003B494C"/>
@@ -1698,6 +1822,8 @@
     <w:rsid w:val="002B3D5B"/>
     <w:rsid w:val="003B494C"/>
     <w:rsid w:val="00B013BF"/>
+    <w:rsid w:val="00BE2D41"/>
+    <w:rsid w:val="00CE7D89"/>
     <w:rsid w:val="00D129C2"/>
   </w:rsids>
   <m:mathPr>
@@ -1713,16 +1839,16 @@
     <m:intLim m:val="subSup"/>
     <m:naryLim m:val="undOvr"/>
   </m:mathPr>
-  <w:themeFontLang w:val="en-US"/>
+  <w:themeFontLang w:val="en-US" w:eastAsia="zh-CN"/>
   <w:clrSchemeMapping w:bg1="light1" w:t1="dark1" w:bg2="light2" w:t2="dark2" w:accent1="accent1" w:accent2="accent2" w:accent3="accent3" w:accent4="accent4" w:accent5="accent5" w:accent6="accent6" w:hyperlink="hyperlink" w:followedHyperlink="followedHyperlink"/>
-  <w:decimalSymbol w:val="."/>
-  <w:listSeparator w:val=","/>
+  <w:decimalSymbol w:val=","/>
+  <w:listSeparator w:val=";"/>
   <w15:chartTrackingRefBased/>
 </w:settings>
 </file>
 
 <file path=word/glossary/styles.xml><?xml version="1.0" encoding="utf-8"?>
-<w:styles xmlns:mc="http://schemas.openxmlformats.org/markup-compatibility/2006" xmlns:r="http://schemas.openxmlformats.org/officeDocument/2006/relationships" xmlns:w="http://schemas.openxmlformats.org/wordprocessingml/2006/main" xmlns:w14="http://schemas.microsoft.com/office/word/2010/wordml" xmlns:w15="http://schemas.microsoft.com/office/word/2012/wordml" mc:Ignorable="w14 w15">
+<w:styles xmlns:mc="http://schemas.openxmlformats.org/markup-compatibility/2006" xmlns:r="http://schemas.openxmlformats.org/officeDocument/2006/relationships" xmlns:w="http://schemas.openxmlformats.org/wordprocessingml/2006/main" xmlns:w14="http://schemas.microsoft.com/office/word/2010/wordml" xmlns:w15="http://schemas.microsoft.com/office/word/2012/wordml" xmlns:w16cex="http://schemas.microsoft.com/office/word/2018/wordml/cex" xmlns:w16cid="http://schemas.microsoft.com/office/word/2016/wordml/cid" xmlns:w16="http://schemas.microsoft.com/office/word/2018/wordml" xmlns:w16du="http://schemas.microsoft.com/office/word/2023/wordml/word16du" xmlns:w16sdtdh="http://schemas.microsoft.com/office/word/2020/wordml/sdtdatahash" xmlns:w16sdtfl="http://schemas.microsoft.com/office/word/2024/wordml/sdtformatlock" xmlns:w16se="http://schemas.microsoft.com/office/word/2015/wordml/symex" mc:Ignorable="w14 w15 w16se w16cid w16 w16cex w16sdtdh w16sdtfl w16du">
   <w:docDefaults>
     <w:rPrDefault>
       <w:rPr>
@@ -1738,7 +1864,7 @@
       </w:pPr>
     </w:pPrDefault>
   </w:docDefaults>
-  <w:latentStyles w:defLockedState="0" w:defUIPriority="99" w:defSemiHidden="0" w:defUnhideWhenUsed="0" w:defQFormat="0" w:count="371">
+  <w:latentStyles w:defLockedState="0" w:defUIPriority="99" w:defSemiHidden="0" w:defUnhideWhenUsed="0" w:defQFormat="0" w:count="376">
     <w:lsdException w:name="Normal" w:uiPriority="0" w:qFormat="1"/>
     <w:lsdException w:name="heading 1" w:uiPriority="9" w:qFormat="1"/>
     <w:lsdException w:name="heading 2" w:semiHidden="1" w:uiPriority="9" w:unhideWhenUsed="1" w:qFormat="1"/>
@@ -2110,18 +2236,23 @@
     <w:lsdException w:name="List Table 5 Dark Accent 6" w:uiPriority="50"/>
     <w:lsdException w:name="List Table 6 Colorful Accent 6" w:uiPriority="51"/>
     <w:lsdException w:name="List Table 7 Colorful Accent 6" w:uiPriority="52"/>
+    <w:lsdException w:name="Mention" w:semiHidden="1" w:unhideWhenUsed="1"/>
+    <w:lsdException w:name="Smart Hyperlink" w:semiHidden="1" w:unhideWhenUsed="1"/>
+    <w:lsdException w:name="Hashtag" w:semiHidden="1" w:unhideWhenUsed="1"/>
+    <w:lsdException w:name="Unresolved Mention" w:semiHidden="1" w:unhideWhenUsed="1"/>
+    <w:lsdException w:name="Smart Link" w:semiHidden="1" w:unhideWhenUsed="1"/>
   </w:latentStyles>
-  <w:style w:type="paragraph" w:default="1" w:styleId="Normal">
+  <w:style w:type="paragraph" w:default="1" w:styleId="Normale">
     <w:name w:val="Normal"/>
     <w:qFormat/>
   </w:style>
-  <w:style w:type="character" w:default="1" w:styleId="DefaultParagraphFont">
+  <w:style w:type="character" w:default="1" w:styleId="Carpredefinitoparagrafo">
     <w:name w:val="Default Paragraph Font"/>
     <w:uiPriority w:val="1"/>
     <w:semiHidden/>
     <w:unhideWhenUsed/>
   </w:style>
-  <w:style w:type="table" w:default="1" w:styleId="TableNormal">
+  <w:style w:type="table" w:default="1" w:styleId="Tabellanormale">
     <w:name w:val="Normal Table"/>
     <w:uiPriority w:val="99"/>
     <w:semiHidden/>
@@ -2136,15 +2267,15 @@
       </w:tblCellMar>
     </w:tblPr>
   </w:style>
-  <w:style w:type="numbering" w:default="1" w:styleId="NoList">
+  <w:style w:type="numbering" w:default="1" w:styleId="Nessunelenco">
     <w:name w:val="No List"/>
     <w:uiPriority w:val="99"/>
     <w:semiHidden/>
     <w:unhideWhenUsed/>
   </w:style>
-  <w:style w:type="character" w:styleId="PlaceholderText">
+  <w:style w:type="character" w:styleId="Testosegnaposto">
     <w:name w:val="Placeholder Text"/>
-    <w:basedOn w:val="DefaultParagraphFont"/>
+    <w:basedOn w:val="Carpredefinitoparagrafo"/>
     <w:uiPriority w:val="99"/>
     <w:semiHidden/>
     <w:rsid w:val="003B494C"/>
@@ -2156,7 +2287,7 @@
 </file>
 
 <file path=word/glossary/webSettings.xml><?xml version="1.0" encoding="utf-8"?>
-<w:webSettings xmlns:mc="http://schemas.openxmlformats.org/markup-compatibility/2006" xmlns:r="http://schemas.openxmlformats.org/officeDocument/2006/relationships" xmlns:w="http://schemas.openxmlformats.org/wordprocessingml/2006/main" xmlns:w14="http://schemas.microsoft.com/office/word/2010/wordml" xmlns:w15="http://schemas.microsoft.com/office/word/2012/wordml" mc:Ignorable="w14 w15">
+<w:webSettings xmlns:mc="http://schemas.openxmlformats.org/markup-compatibility/2006" xmlns:r="http://schemas.openxmlformats.org/officeDocument/2006/relationships" xmlns:w="http://schemas.openxmlformats.org/wordprocessingml/2006/main" xmlns:w14="http://schemas.microsoft.com/office/word/2010/wordml" xmlns:w15="http://schemas.microsoft.com/office/word/2012/wordml" xmlns:w16cex="http://schemas.microsoft.com/office/word/2018/wordml/cex" xmlns:w16cid="http://schemas.microsoft.com/office/word/2016/wordml/cid" xmlns:w16="http://schemas.microsoft.com/office/word/2018/wordml" xmlns:w16du="http://schemas.microsoft.com/office/word/2023/wordml/word16du" xmlns:w16sdtdh="http://schemas.microsoft.com/office/word/2020/wordml/sdtdatahash" xmlns:w16sdtfl="http://schemas.microsoft.com/office/word/2024/wordml/sdtformatlock" xmlns:w16se="http://schemas.microsoft.com/office/word/2015/wordml/symex" mc:Ignorable="w14 w15 w16se w16cid w16 w16cex w16sdtdh w16sdtfl w16du">
   <w:optimizeForBrowser/>
   <w:allowPNG/>
 </w:webSettings>
